--- a/uploads-by-year/2026/Katren-14.04.2026.docx
+++ b/uploads-by-year/2026/Katren-14.04.2026.docx
@@ -350,31 +350,17 @@
           <w:szCs w:val="26"/>
         </w:rPr>
       </w:pPr>
-      <w:proofErr w:type="gramStart"/>
-      <w:r>
-        <w:rPr>
-          <w:rFonts w:ascii="Helvetica Neue" w:hAnsi="Helvetica Neue" w:cs="Helvetica Neue"/>
-          <w:b/>
-          <w:bCs/>
-          <w:color w:val="000000"/>
-          <w:kern w:val="0"/>
-          <w:sz w:val="26"/>
-          <w:szCs w:val="26"/>
-        </w:rPr>
-        <w:t>На горизонте,</w:t>
-      </w:r>
-      <w:proofErr w:type="gramEnd"/>
-      <w:r>
-        <w:rPr>
-          <w:rFonts w:ascii="Helvetica Neue" w:hAnsi="Helvetica Neue" w:cs="Helvetica Neue"/>
-          <w:b/>
-          <w:bCs/>
-          <w:color w:val="000000"/>
-          <w:kern w:val="0"/>
-          <w:sz w:val="26"/>
-          <w:szCs w:val="26"/>
-        </w:rPr>
-        <w:t xml:space="preserve"> уже другой Мир!</w:t>
+      <w:r>
+        <w:rPr>
+          <w:rFonts w:ascii="Helvetica Neue" w:hAnsi="Helvetica Neue" w:cs="Helvetica Neue"/>
+          <w:b/>
+          <w:bCs/>
+          <w:color w:val="000000"/>
+          <w:kern w:val="0"/>
+          <w:sz w:val="26"/>
+          <w:szCs w:val="26"/>
+        </w:rPr>
+        <w:t>На горизонте, уже другой Мир!</w:t>
       </w:r>
     </w:p>
     <w:p>
@@ -2517,27 +2503,15 @@
           <w:szCs w:val="26"/>
         </w:rPr>
       </w:pPr>
-      <w:proofErr w:type="gramStart"/>
-      <w:r>
-        <w:rPr>
-          <w:rFonts w:ascii="Helvetica Neue" w:hAnsi="Helvetica Neue" w:cs="Helvetica Neue"/>
-          <w:color w:val="000000"/>
-          <w:kern w:val="0"/>
-          <w:sz w:val="26"/>
-          <w:szCs w:val="26"/>
-        </w:rPr>
-        <w:t>От таких людей,</w:t>
-      </w:r>
-      <w:proofErr w:type="gramEnd"/>
-      <w:r>
-        <w:rPr>
-          <w:rFonts w:ascii="Helvetica Neue" w:hAnsi="Helvetica Neue" w:cs="Helvetica Neue"/>
-          <w:color w:val="000000"/>
-          <w:kern w:val="0"/>
-          <w:sz w:val="26"/>
-          <w:szCs w:val="26"/>
-        </w:rPr>
-        <w:t xml:space="preserve"> останутся, только, тени!</w:t>
+      <w:r>
+        <w:rPr>
+          <w:rFonts w:ascii="Helvetica Neue" w:hAnsi="Helvetica Neue" w:cs="Helvetica Neue"/>
+          <w:color w:val="000000"/>
+          <w:kern w:val="0"/>
+          <w:sz w:val="26"/>
+          <w:szCs w:val="26"/>
+        </w:rPr>
+        <w:t>От таких людей, останутся, только, тени!</w:t>
       </w:r>
     </w:p>
     <w:p>
@@ -2876,33 +2850,7 @@
           <w:sz w:val="26"/>
           <w:szCs w:val="26"/>
         </w:rPr>
-        <w:t xml:space="preserve">Ибо, </w:t>
-      </w:r>
-      <w:proofErr w:type="gramStart"/>
-      <w:r>
-        <w:rPr>
-          <w:rFonts w:ascii="Helvetica Neue" w:hAnsi="Helvetica Neue" w:cs="Helvetica Neue"/>
-          <w:b/>
-          <w:bCs/>
-          <w:color w:val="000000"/>
-          <w:kern w:val="0"/>
-          <w:sz w:val="26"/>
-          <w:szCs w:val="26"/>
-        </w:rPr>
-        <w:t>многоуровневое Оно</w:t>
-      </w:r>
-      <w:proofErr w:type="gramEnd"/>
-      <w:r>
-        <w:rPr>
-          <w:rFonts w:ascii="Helvetica Neue" w:hAnsi="Helvetica Neue" w:cs="Helvetica Neue"/>
-          <w:b/>
-          <w:bCs/>
-          <w:color w:val="000000"/>
-          <w:kern w:val="0"/>
-          <w:sz w:val="26"/>
-          <w:szCs w:val="26"/>
-        </w:rPr>
-        <w:t>!</w:t>
+        <w:t>Ибо, многоуровневое Оно!</w:t>
       </w:r>
     </w:p>
     <w:p>
@@ -3819,7 +3767,7 @@
           <w:sz w:val="26"/>
           <w:szCs w:val="26"/>
         </w:rPr>
-        <w:t>14.04.2026</w:t>
+        <w:t>14.04.26</w:t>
       </w:r>
     </w:p>
     <w:p>
@@ -4064,27 +4012,15 @@
           <w:szCs w:val="26"/>
         </w:rPr>
       </w:pPr>
-      <w:proofErr w:type="gramStart"/>
-      <w:r>
-        <w:rPr>
-          <w:rFonts w:ascii="Helvetica Neue" w:hAnsi="Helvetica Neue" w:cs="Helvetica Neue"/>
-          <w:color w:val="000000"/>
-          <w:kern w:val="0"/>
-          <w:sz w:val="26"/>
-          <w:szCs w:val="26"/>
-        </w:rPr>
-        <w:t>На Планете,</w:t>
-      </w:r>
-      <w:proofErr w:type="gramEnd"/>
-      <w:r>
-        <w:rPr>
-          <w:rFonts w:ascii="Helvetica Neue" w:hAnsi="Helvetica Neue" w:cs="Helvetica Neue"/>
-          <w:color w:val="000000"/>
-          <w:kern w:val="0"/>
-          <w:sz w:val="26"/>
-          <w:szCs w:val="26"/>
-        </w:rPr>
-        <w:t xml:space="preserve"> будут жить Боги!</w:t>
+      <w:r>
+        <w:rPr>
+          <w:rFonts w:ascii="Helvetica Neue" w:hAnsi="Helvetica Neue" w:cs="Helvetica Neue"/>
+          <w:color w:val="000000"/>
+          <w:kern w:val="0"/>
+          <w:sz w:val="26"/>
+          <w:szCs w:val="26"/>
+        </w:rPr>
+        <w:t>На Планете, будут жить Боги!</w:t>
       </w:r>
     </w:p>
     <w:p>
